--- a/skills/sngular-design/assets/templates/Sngular_Document_Template.docx
+++ b/skills/sngular-design/assets/templates/Sngular_Document_Template.docx
@@ -4,468 +4,16 @@
   <w:body>
     <w:p>
       <w:pPr>
-        <w:pStyle w:val="Heading1"/>
-        <w:ind w:left="-1417.3228346456694" w:firstLine="0"/>
-        <w:rPr>
-          <w:color w:val="4a94ff"/>
-          <w:sz w:val="32"/>
-          <w:szCs w:val="32"/>
-        </w:rPr>
-      </w:pPr>
-      <w:bookmarkStart w:colFirst="0" w:colLast="0" w:name="_lsbsgd4kszdj" w:id="0"/>
-      <w:bookmarkEnd w:id="0"/>
-      <w:r>
-        <w:rPr>
-          <w:rtl w:val="0"/>
-        </w:rPr>
-      </w:r>
-    </w:p>
-    <w:p>
-      <w:pPr>
-        <w:pStyle w:val="Heading1"/>
-        <w:rPr>
-          <w:color w:val="4a94ff"/>
-          <w:sz w:val="32"/>
-          <w:szCs w:val="32"/>
-        </w:rPr>
-      </w:pPr>
-      <w:bookmarkStart w:colFirst="0" w:colLast="0" w:name="_t5mybf9j3xsc" w:id="1"/>
-      <w:bookmarkEnd w:id="1"/>
-      <w:r>
-        <w:rPr>
-          <w:rtl w:val="0"/>
-        </w:rPr>
-      </w:r>
-    </w:p>
-    <w:p>
-      <w:pPr>
-        <w:pStyle w:val="Heading1"/>
-        <w:rPr>
-          <w:color w:val="4a94ff"/>
-          <w:sz w:val="32"/>
-          <w:szCs w:val="32"/>
-        </w:rPr>
-      </w:pPr>
-      <w:bookmarkStart w:colFirst="0" w:colLast="0" w:name="_6lqoyksb4uy0" w:id="2"/>
-      <w:bookmarkEnd w:id="2"/>
-      <w:r>
-        <w:rPr>
-          <w:rtl w:val="0"/>
-        </w:rPr>
-      </w:r>
-    </w:p>
-    <w:p>
-      <w:pPr>
-        <w:pStyle w:val="Heading1"/>
-        <w:rPr>
-          <w:color w:val="4a94ff"/>
-          <w:sz w:val="32"/>
-          <w:szCs w:val="32"/>
-        </w:rPr>
-      </w:pPr>
-      <w:bookmarkStart w:colFirst="0" w:colLast="0" w:name="_vut4yrumhmf2" w:id="3"/>
-      <w:bookmarkEnd w:id="3"/>
-      <w:r>
-        <w:rPr>
-          <w:rtl w:val="0"/>
-        </w:rPr>
-      </w:r>
-    </w:p>
-    <w:p>
-      <w:pPr>
-        <w:pStyle w:val="Heading1"/>
-        <w:rPr>
-          <w:color w:val="4a94ff"/>
-          <w:sz w:val="32"/>
-          <w:szCs w:val="32"/>
-        </w:rPr>
-      </w:pPr>
-      <w:bookmarkStart w:colFirst="0" w:colLast="0" w:name="_736ovj7egqiv" w:id="4"/>
-      <w:bookmarkEnd w:id="4"/>
-      <w:r>
-        <w:rPr>
-          <w:rtl w:val="0"/>
-        </w:rPr>
-      </w:r>
-    </w:p>
-    <w:p>
-      <w:pPr>
-        <w:pStyle w:val="Heading1"/>
-        <w:rPr>
-          <w:color w:val="4a94ff"/>
-          <w:sz w:val="32"/>
-          <w:szCs w:val="32"/>
-        </w:rPr>
-      </w:pPr>
-      <w:bookmarkStart w:colFirst="0" w:colLast="0" w:name="_js0ctpapagjg" w:id="5"/>
-      <w:bookmarkEnd w:id="5"/>
-      <w:r>
-        <w:rPr>
-          <w:rtl w:val="0"/>
-        </w:rPr>
-      </w:r>
-    </w:p>
-    <w:p>
-      <w:pPr>
-        <w:pStyle w:val="Heading1"/>
-        <w:rPr>
-          <w:color w:val="4a94ff"/>
-          <w:sz w:val="32"/>
-          <w:szCs w:val="32"/>
-        </w:rPr>
-      </w:pPr>
-      <w:bookmarkStart w:colFirst="0" w:colLast="0" w:name="_f2zx8frxv5oi" w:id="6"/>
-      <w:bookmarkEnd w:id="6"/>
-      <w:r>
-        <w:rPr>
-          <w:rtl w:val="0"/>
-        </w:rPr>
-      </w:r>
-    </w:p>
-    <w:p>
-      <w:pPr>
-        <w:pStyle w:val="Heading1"/>
-        <w:rPr>
-          <w:color w:val="4a94ff"/>
-          <w:sz w:val="32"/>
-          <w:szCs w:val="32"/>
-        </w:rPr>
-      </w:pPr>
-      <w:bookmarkStart w:colFirst="0" w:colLast="0" w:name="_a69dhl9pr02w" w:id="7"/>
-      <w:bookmarkEnd w:id="7"/>
-      <w:r>
-        <w:rPr>
-          <w:rtl w:val="0"/>
-        </w:rPr>
-      </w:r>
-    </w:p>
-    <w:p>
-      <w:pPr>
-        <w:pStyle w:val="Heading1"/>
-        <w:rPr>
-          <w:color w:val="4a94ff"/>
-          <w:sz w:val="32"/>
-          <w:szCs w:val="32"/>
-        </w:rPr>
-      </w:pPr>
-      <w:bookmarkStart w:colFirst="0" w:colLast="0" w:name="_efro5eg9124h" w:id="8"/>
-      <w:bookmarkEnd w:id="8"/>
-      <w:r>
-        <w:rPr>
-          <w:rtl w:val="0"/>
-        </w:rPr>
-      </w:r>
-    </w:p>
-    <w:p>
-      <w:pPr>
-        <w:pStyle w:val="Heading1"/>
-        <w:rPr>
-          <w:color w:val="4a94ff"/>
-          <w:sz w:val="32"/>
-          <w:szCs w:val="32"/>
-        </w:rPr>
-      </w:pPr>
-      <w:bookmarkStart w:colFirst="0" w:colLast="0" w:name="_mz0hr1lw1fh3" w:id="9"/>
-      <w:bookmarkEnd w:id="9"/>
-      <w:r>
-        <w:rPr>
-          <w:rtl w:val="0"/>
-        </w:rPr>
-      </w:r>
-    </w:p>
-    <w:p>
-      <w:pPr>
-        <w:pStyle w:val="Heading1"/>
-        <w:rPr>
-          <w:color w:val="4a94ff"/>
-          <w:sz w:val="32"/>
-          <w:szCs w:val="32"/>
-        </w:rPr>
-      </w:pPr>
-      <w:bookmarkStart w:colFirst="0" w:colLast="0" w:name="_3h85z8dhgyii" w:id="10"/>
-      <w:bookmarkEnd w:id="10"/>
-      <w:r>
-        <w:rPr>
-          <w:rtl w:val="0"/>
-        </w:rPr>
-      </w:r>
-    </w:p>
-    <w:p>
-      <w:pPr>
-        <w:pStyle w:val="Heading1"/>
-        <w:rPr>
-          <w:color w:val="4a94ff"/>
-          <w:sz w:val="32"/>
-          <w:szCs w:val="32"/>
-        </w:rPr>
-      </w:pPr>
-      <w:bookmarkStart w:colFirst="0" w:colLast="0" w:name="_bmtreij6crhv" w:id="11"/>
-      <w:bookmarkEnd w:id="11"/>
-      <w:r>
-        <w:rPr>
-          <w:rtl w:val="0"/>
-        </w:rPr>
-      </w:r>
-    </w:p>
-    <w:p>
-      <w:pPr>
-        <w:pStyle w:val="Heading1"/>
-        <w:rPr>
-          <w:color w:val="4a94ff"/>
-          <w:sz w:val="32"/>
-          <w:szCs w:val="32"/>
-        </w:rPr>
-      </w:pPr>
-      <w:bookmarkStart w:colFirst="0" w:colLast="0" w:name="_qlh9dudio9g3" w:id="12"/>
-      <w:bookmarkEnd w:id="12"/>
-      <w:r>
-        <w:rPr>
-          <w:rtl w:val="0"/>
-        </w:rPr>
-      </w:r>
-    </w:p>
-    <w:p>
-      <w:pPr>
-        <w:pStyle w:val="Heading1"/>
-        <w:rPr>
-          <w:color w:val="4a94ff"/>
-          <w:sz w:val="32"/>
-          <w:szCs w:val="32"/>
-        </w:rPr>
-      </w:pPr>
-      <w:bookmarkStart w:colFirst="0" w:colLast="0" w:name="_qopdme6bicli" w:id="13"/>
-      <w:bookmarkEnd w:id="13"/>
-      <w:r>
-        <w:rPr>
-          <w:rtl w:val="0"/>
-        </w:rPr>
-      </w:r>
-    </w:p>
-    <w:p>
-      <w:pPr>
-        <w:pStyle w:val="Heading1"/>
-        <w:rPr>
-          <w:color w:val="4a94ff"/>
-          <w:sz w:val="32"/>
-          <w:szCs w:val="32"/>
-        </w:rPr>
-      </w:pPr>
-      <w:bookmarkStart w:colFirst="0" w:colLast="0" w:name="_jgicll1yaog1" w:id="14"/>
-      <w:bookmarkEnd w:id="14"/>
-      <w:r>
-        <w:rPr>
-          <w:rtl w:val="0"/>
-        </w:rPr>
-      </w:r>
-    </w:p>
-    <w:p>
-      <w:pPr>
-        <w:pStyle w:val="Heading1"/>
-        <w:rPr>
-          <w:color w:val="4a94ff"/>
-          <w:sz w:val="32"/>
-          <w:szCs w:val="32"/>
-        </w:rPr>
-      </w:pPr>
-      <w:bookmarkStart w:colFirst="0" w:colLast="0" w:name="_aaim00avblwo" w:id="15"/>
-      <w:bookmarkEnd w:id="15"/>
-      <w:r>
-        <w:rPr>
-          <w:rtl w:val="0"/>
-        </w:rPr>
-      </w:r>
-    </w:p>
-    <w:p>
-      <w:pPr>
-        <w:pStyle w:val="Heading1"/>
-        <w:rPr>
-          <w:color w:val="4a94ff"/>
-          <w:sz w:val="32"/>
-          <w:szCs w:val="32"/>
-        </w:rPr>
-      </w:pPr>
-      <w:bookmarkStart w:colFirst="0" w:colLast="0" w:name="_gxb8eug8llrk" w:id="16"/>
-      <w:bookmarkEnd w:id="16"/>
-      <w:r>
-        <w:rPr>
-          <w:rtl w:val="0"/>
-        </w:rPr>
-      </w:r>
-    </w:p>
-    <w:p>
-      <w:pPr>
-        <w:pStyle w:val="Heading1"/>
-        <w:rPr>
-          <w:color w:val="4a94ff"/>
-          <w:sz w:val="32"/>
-          <w:szCs w:val="32"/>
-        </w:rPr>
-      </w:pPr>
-      <w:bookmarkStart w:colFirst="0" w:colLast="0" w:name="_gxe9ultfh46s" w:id="17"/>
-      <w:bookmarkEnd w:id="17"/>
-      <w:r>
-        <w:rPr>
-          <w:rtl w:val="0"/>
-        </w:rPr>
-      </w:r>
-    </w:p>
-    <w:p>
-      <w:pPr>
-        <w:pStyle w:val="Heading1"/>
-        <w:rPr>
-          <w:color w:val="4a94ff"/>
-          <w:sz w:val="32"/>
-          <w:szCs w:val="32"/>
-        </w:rPr>
-      </w:pPr>
-      <w:bookmarkStart w:colFirst="0" w:colLast="0" w:name="_q36jwaqv1in2" w:id="18"/>
-      <w:bookmarkEnd w:id="18"/>
-      <w:r>
-        <w:rPr>
-          <w:rtl w:val="0"/>
-        </w:rPr>
-      </w:r>
-    </w:p>
-    <w:p>
-      <w:pPr>
-        <w:pStyle w:val="Heading1"/>
-        <w:rPr>
-          <w:color w:val="4a94ff"/>
-          <w:sz w:val="32"/>
-          <w:szCs w:val="32"/>
-        </w:rPr>
-      </w:pPr>
-      <w:bookmarkStart w:colFirst="0" w:colLast="0" w:name="_s7ztzywfwelt" w:id="19"/>
-      <w:bookmarkEnd w:id="19"/>
-      <w:r>
-        <w:rPr>
-          <w:rtl w:val="0"/>
-        </w:rPr>
-      </w:r>
-    </w:p>
-    <w:p>
-      <w:pPr>
-        <w:pStyle w:val="Heading1"/>
-        <w:rPr>
-          <w:color w:val="4a94ff"/>
-          <w:sz w:val="32"/>
-          <w:szCs w:val="32"/>
-        </w:rPr>
-      </w:pPr>
-      <w:bookmarkStart w:colFirst="0" w:colLast="0" w:name="_vztaf27dojn2" w:id="20"/>
-      <w:bookmarkEnd w:id="20"/>
-      <w:r>
-        <w:rPr>
-          <w:rtl w:val="0"/>
-        </w:rPr>
-      </w:r>
-    </w:p>
-    <w:p>
-      <w:pPr>
-        <w:pStyle w:val="Heading1"/>
-        <w:rPr>
-          <w:color w:val="4a94ff"/>
-          <w:sz w:val="32"/>
-          <w:szCs w:val="32"/>
-        </w:rPr>
-      </w:pPr>
-      <w:bookmarkStart w:colFirst="0" w:colLast="0" w:name="_sslfsk94tg1" w:id="21"/>
-      <w:bookmarkEnd w:id="21"/>
-      <w:r>
-        <w:rPr>
-          <w:rtl w:val="0"/>
-        </w:rPr>
-      </w:r>
-    </w:p>
-    <w:p>
-      <w:pPr>
-        <w:pStyle w:val="Heading1"/>
-        <w:rPr>
-          <w:color w:val="4a94ff"/>
-          <w:sz w:val="32"/>
-          <w:szCs w:val="32"/>
-        </w:rPr>
-      </w:pPr>
-      <w:bookmarkStart w:colFirst="0" w:colLast="0" w:name="_5qvydr3cn5u7" w:id="22"/>
-      <w:bookmarkEnd w:id="22"/>
-      <w:r>
-        <w:rPr>
-          <w:rtl w:val="0"/>
-        </w:rPr>
-      </w:r>
-    </w:p>
-    <w:p>
-      <w:pPr>
-        <w:pStyle w:val="Heading1"/>
-        <w:rPr>
-          <w:color w:val="4a94ff"/>
-          <w:sz w:val="32"/>
-          <w:szCs w:val="32"/>
-        </w:rPr>
-      </w:pPr>
-      <w:bookmarkStart w:colFirst="0" w:colLast="0" w:name="_4woym2npn72n" w:id="23"/>
-      <w:bookmarkEnd w:id="23"/>
-      <w:r>
-        <w:rPr>
-          <w:rtl w:val="0"/>
-        </w:rPr>
-      </w:r>
-    </w:p>
-    <w:p>
-      <w:pPr>
-        <w:pStyle w:val="Heading1"/>
-        <w:rPr>
-          <w:color w:val="4a94ff"/>
-          <w:sz w:val="32"/>
-          <w:szCs w:val="32"/>
-        </w:rPr>
-      </w:pPr>
-      <w:bookmarkStart w:colFirst="0" w:colLast="0" w:name="_hu4lcxdkqdbb" w:id="24"/>
-      <w:bookmarkEnd w:id="24"/>
-      <w:r>
-        <w:rPr>
-          <w:rtl w:val="0"/>
-        </w:rPr>
-      </w:r>
-    </w:p>
-    <w:p>
-      <w:pPr>
-        <w:pStyle w:val="Heading1"/>
-        <w:rPr>
-          <w:color w:val="4a94ff"/>
-          <w:sz w:val="32"/>
-          <w:szCs w:val="32"/>
-        </w:rPr>
-      </w:pPr>
-      <w:bookmarkStart w:colFirst="0" w:colLast="0" w:name="_u07hn5oi80g3" w:id="25"/>
-      <w:bookmarkEnd w:id="25"/>
-      <w:r>
-        <w:rPr>
-          <w:rtl w:val="0"/>
-        </w:rPr>
-      </w:r>
-    </w:p>
-    <w:p>
-      <w:pPr>
-        <w:pStyle w:val="Heading1"/>
-        <w:rPr>
-          <w:color w:val="4a94ff"/>
-          <w:sz w:val="32"/>
-          <w:szCs w:val="32"/>
-        </w:rPr>
-      </w:pPr>
-      <w:bookmarkStart w:colFirst="0" w:colLast="0" w:name="_fxw9iihbq0qx" w:id="26"/>
-      <w:bookmarkEnd w:id="26"/>
-      <w:r>
-        <w:rPr>
-          <w:rtl w:val="0"/>
-        </w:rPr>
+        <w:spacing w:after="0"/>
+      </w:pPr>
+      <w:r>
+        <w:br w:type="page"/>
       </w:r>
     </w:p>
     <w:p>
       <w:pPr>
         <w:spacing w:after="400" w:line="240" w:lineRule="auto"/>
-        <w:ind w:right="-324.3307086614169"/>
+        <w:ind w:right="95"/>
         <w:rPr/>
       </w:pPr>
       <w:r>
@@ -478,7 +26,7 @@
       <w:pPr>
         <w:pStyle w:val="Heading1"/>
         <w:spacing w:after="400" w:line="240" w:lineRule="auto"/>
-        <w:ind w:right="-324.3307086614169"/>
+        <w:ind w:right="95"/>
         <w:rPr/>
       </w:pPr>
       <w:bookmarkStart w:colFirst="0" w:colLast="0" w:name="_iz9bd69eisr1" w:id="27"/>
@@ -496,7 +44,7 @@
           <w:ilvl w:val="0"/>
           <w:numId w:val="1"/>
         </w:numPr>
-        <w:ind w:left="283.46456692913375" w:hanging="425.1968503937007"/>
+        <w:ind w:left="702" w:hanging="425"/>
         <w:rPr/>
       </w:pPr>
       <w:r>
@@ -512,7 +60,7 @@
           <w:ilvl w:val="0"/>
           <w:numId w:val="1"/>
         </w:numPr>
-        <w:ind w:left="283.46456692913375" w:hanging="425.1968503937007"/>
+        <w:ind w:left="702" w:hanging="425"/>
         <w:rPr/>
       </w:pPr>
       <w:r>
@@ -538,7 +86,7 @@
     </w:p>
     <w:p>
       <w:pPr>
-        <w:ind w:left="720" w:firstLine="0"/>
+        <w:ind w:left="1139" w:firstLine="0"/>
         <w:rPr/>
       </w:pPr>
       <w:r>
@@ -588,7 +136,7 @@
           <w:ilvl w:val="0"/>
           <w:numId w:val="1"/>
         </w:numPr>
-        <w:ind w:left="283.46456692913375" w:hanging="425.1968503937007"/>
+        <w:ind w:left="702" w:hanging="425"/>
         <w:rPr/>
       </w:pPr>
       <w:r>
@@ -609,7 +157,7 @@
           <w:ilvl w:val="0"/>
           <w:numId w:val="1"/>
         </w:numPr>
-        <w:ind w:left="283.46456692913375" w:hanging="425.1968503937007"/>
+        <w:ind w:left="702" w:hanging="425"/>
         <w:rPr/>
       </w:pPr>
       <w:r>
@@ -623,7 +171,7 @@
           <wp:anchor allowOverlap="1" behindDoc="1" distB="114300" distT="114300" distL="114300" distR="114300" hidden="0" layoutInCell="1" locked="0" relativeHeight="0" simplePos="0">
             <wp:simplePos x="0" y="0"/>
             <wp:positionH relativeFrom="column">
-              <wp:posOffset>200025</wp:posOffset>
+              <wp:posOffset>466090</wp:posOffset>
             </wp:positionH>
             <wp:positionV relativeFrom="paragraph">
               <wp:posOffset>323834</wp:posOffset>
@@ -663,18 +211,18 @@
     </w:p>
     <w:p>
       <w:pPr>
-        <w:ind w:left="720" w:firstLine="0"/>
-        <w:rPr/>
-      </w:pPr>
-      <w:r>
-        <w:rPr>
-          <w:rtl w:val="0"/>
-        </w:rPr>
-      </w:r>
-    </w:p>
-    <w:p>
-      <w:pPr>
-        <w:ind w:left="720" w:hanging="436.53543307086625"/>
+        <w:ind w:left="1139" w:firstLine="0"/>
+        <w:rPr/>
+      </w:pPr>
+      <w:r>
+        <w:rPr>
+          <w:rtl w:val="0"/>
+        </w:rPr>
+      </w:r>
+    </w:p>
+    <w:p>
+      <w:pPr>
+        <w:ind w:left="1139" w:hanging="437"/>
         <w:rPr/>
       </w:pPr>
       <w:r>
@@ -736,9 +284,9 @@
     <w:p>
       <w:pPr>
         <w:pStyle w:val="Heading1"/>
-        <w:ind w:right="-466.062992125984"/>
-        <w:rPr>
-          <w:color w:val="0085ff"/>
+        <w:ind w:right="-47"/>
+        <w:rPr>
+          <w:color w:val="0070F6"/>
           <w:sz w:val="32"/>
           <w:szCs w:val="32"/>
         </w:rPr>
@@ -747,7 +295,7 @@
       <w:bookmarkEnd w:id="29"/>
       <w:r>
         <w:rPr>
-          <w:color w:val="0085ff"/>
+          <w:color w:val="0070F6"/>
           <w:sz w:val="32"/>
           <w:szCs w:val="32"/>
           <w:rtl w:val="0"/>
@@ -758,7 +306,7 @@
     <w:p>
       <w:pPr>
         <w:pStyle w:val="Heading1"/>
-        <w:ind w:right="-466.062992125984"/>
+        <w:ind w:right="-47"/>
         <w:rPr/>
       </w:pPr>
       <w:bookmarkStart w:colFirst="0" w:colLast="0" w:name="_p4vajepto78l" w:id="30"/>
@@ -773,7 +321,7 @@
       <w:pPr>
         <w:pStyle w:val="Heading1"/>
         <w:spacing w:line="360" w:lineRule="auto"/>
-        <w:ind w:right="-466.062992125984"/>
+        <w:ind w:right="-47"/>
         <w:rPr/>
       </w:pPr>
       <w:bookmarkStart w:colFirst="0" w:colLast="0" w:name="_u360tmyzb4jw" w:id="31"/>
@@ -804,7 +352,7 @@
       <w:pPr>
         <w:pStyle w:val="Heading2"/>
         <w:spacing w:line="276" w:lineRule="auto"/>
-        <w:ind w:right="-466.062992125984"/>
+        <w:ind w:right="-47"/>
         <w:rPr/>
       </w:pPr>
       <w:bookmarkStart w:colFirst="0" w:colLast="0" w:name="_qnb68risqpgx" w:id="32"/>
@@ -835,7 +383,7 @@
     <w:p>
       <w:pPr>
         <w:pStyle w:val="Heading3"/>
-        <w:ind w:right="-466.062992125984"/>
+        <w:ind w:right="-47"/>
         <w:rPr/>
       </w:pPr>
       <w:bookmarkStart w:colFirst="0" w:colLast="0" w:name="_sy2teuotzzja" w:id="33"/>
@@ -867,7 +415,7 @@
     <w:p>
       <w:pPr>
         <w:pStyle w:val="Heading4"/>
-        <w:ind w:right="-466.062992125984"/>
+        <w:ind w:right="-47"/>
         <w:rPr/>
       </w:pPr>
       <w:bookmarkStart w:colFirst="0" w:colLast="0" w:name="_vct7o2ea3m3q" w:id="34"/>
@@ -922,7 +470,7 @@
     <w:p>
       <w:pPr>
         <w:pStyle w:val="Heading6"/>
-        <w:ind w:right="-466.062992125984"/>
+        <w:ind w:right="-47"/>
         <w:rPr/>
       </w:pPr>
       <w:bookmarkStart w:colFirst="0" w:colLast="0" w:name="_m6pptcirwu6b" w:id="36"/>
@@ -953,7 +501,7 @@
     </w:p>
     <w:p>
       <w:pPr>
-        <w:ind w:right="-466.062992125984"/>
+        <w:ind w:right="-47"/>
         <w:rPr/>
       </w:pPr>
       <w:r>
@@ -980,7 +528,7 @@
     </w:p>
     <w:p>
       <w:pPr>
-        <w:ind w:right="-466.062992125984"/>
+        <w:ind w:right="-47"/>
         <w:rPr/>
       </w:pPr>
       <w:r>
@@ -992,7 +540,7 @@
     <w:p>
       <w:pPr>
         <w:pStyle w:val="Heading1"/>
-        <w:ind w:right="-466.062992125984"/>
+        <w:ind w:right="-47"/>
         <w:rPr>
           <w:color w:val="061b2b"/>
         </w:rPr>
@@ -1013,7 +561,7 @@
     </w:p>
     <w:p>
       <w:pPr>
-        <w:ind w:right="-466.062992125984"/>
+        <w:ind w:right="-47"/>
         <w:rPr/>
       </w:pPr>
       <w:r>
@@ -1053,7 +601,7 @@
     <w:p>
       <w:pPr>
         <w:pStyle w:val="Heading2"/>
-        <w:ind w:right="-466.062992125984"/>
+        <w:ind w:right="-47"/>
         <w:rPr/>
       </w:pPr>
       <w:bookmarkStart w:colFirst="0" w:colLast="0" w:name="_hou6v2goeb4g" w:id="39"/>
@@ -1067,7 +615,7 @@
     </w:p>
     <w:p>
       <w:pPr>
-        <w:ind w:right="-466.062992125984"/>
+        <w:ind w:right="-47"/>
         <w:rPr/>
       </w:pPr>
       <w:r>
@@ -1080,7 +628,7 @@
     <w:p>
       <w:pPr>
         <w:pStyle w:val="Heading3"/>
-        <w:ind w:right="-466.062992125984"/>
+        <w:ind w:right="-47"/>
         <w:rPr/>
       </w:pPr>
       <w:bookmarkStart w:colFirst="0" w:colLast="0" w:name="_5vbrljp4z0gs" w:id="40"/>
@@ -1094,7 +642,7 @@
     </w:p>
     <w:p>
       <w:pPr>
-        <w:ind w:right="-466.062992125984"/>
+        <w:ind w:right="-47"/>
         <w:rPr/>
       </w:pPr>
       <w:r>
@@ -1107,7 +655,7 @@
     <w:p>
       <w:pPr>
         <w:pStyle w:val="Heading4"/>
-        <w:ind w:right="-466.062992125984"/>
+        <w:ind w:right="-47"/>
         <w:rPr/>
       </w:pPr>
       <w:bookmarkStart w:colFirst="0" w:colLast="0" w:name="_ctu11iv6b8nv" w:id="41"/>
@@ -1122,7 +670,7 @@
     <w:p>
       <w:pPr>
         <w:pStyle w:val="Heading6"/>
-        <w:ind w:right="-466.062992125984"/>
+        <w:ind w:right="-47"/>
         <w:rPr/>
       </w:pPr>
       <w:bookmarkStart w:colFirst="0" w:colLast="0" w:name="_pogr0a8zcnlv" w:id="42"/>
@@ -1136,7 +684,7 @@
     </w:p>
     <w:p>
       <w:pPr>
-        <w:ind w:right="-466.062992125984"/>
+        <w:ind w:right="-47"/>
         <w:rPr/>
       </w:pPr>
       <w:r>
@@ -1148,7 +696,7 @@
     </w:p>
     <w:p>
       <w:pPr>
-        <w:ind w:right="-466.062992125984"/>
+        <w:ind w:right="-47"/>
         <w:rPr/>
       </w:pPr>
       <w:r>
@@ -1160,16 +708,16 @@
     <w:p>
       <w:pPr>
         <w:pStyle w:val="Heading3"/>
-        <w:ind w:right="-466.062992125984"/>
-        <w:rPr>
-          <w:color w:val="0085ff"/>
+        <w:ind w:right="-47"/>
+        <w:rPr>
+          <w:color w:val="0070F6"/>
         </w:rPr>
       </w:pPr>
       <w:bookmarkStart w:colFirst="0" w:colLast="0" w:name="_yh7vjvp986ua" w:id="43"/>
       <w:bookmarkEnd w:id="43"/>
       <w:r>
         <w:rPr>
-          <w:color w:val="0085ff"/>
+          <w:color w:val="0070F6"/>
           <w:rtl w:val="0"/>
         </w:rPr>
         <w:t xml:space="preserve">Tablas</w:t>
@@ -1179,9 +727,9 @@
       <w:tblPr>
         <w:tblStyle w:val="Table1"/>
         <w:tblpPr w:leftFromText="180" w:rightFromText="180" w:topFromText="180" w:bottomFromText="180" w:vertAnchor="text" w:horzAnchor="text" w:tblpX="-420" w:tblpY="0"/>
-        <w:tblW w:w="9930.0" w:type="dxa"/>
+        <w:tblW w:w="9867" w:type="dxa"/>
         <w:jc w:val="left"/>
-        <w:tblInd w:w="-425.19685039370086" w:type="dxa"/>
+        <w:tblInd w:w="0" w:type="dxa"/>
         <w:tblBorders>
           <w:top w:color="4a94ff" w:space="0" w:sz="4" w:val="single"/>
           <w:left w:color="4a94ff" w:space="0" w:sz="4" w:val="single"/>
@@ -1194,18 +742,18 @@
         <w:tblLook w:val="0600"/>
       </w:tblPr>
       <w:tblGrid>
-        <w:gridCol w:w="2070"/>
-        <w:gridCol w:w="1965"/>
-        <w:gridCol w:w="1965"/>
-        <w:gridCol w:w="1965"/>
-        <w:gridCol w:w="1965"/>
+        <w:gridCol w:w="2057"/>
+        <w:gridCol w:w="1953"/>
+        <w:gridCol w:w="1953"/>
+        <w:gridCol w:w="1953"/>
+        <w:gridCol w:w="1953"/>
         <w:tblGridChange w:id="0">
           <w:tblGrid>
-            <w:gridCol w:w="2070"/>
-            <w:gridCol w:w="1965"/>
-            <w:gridCol w:w="1965"/>
-            <w:gridCol w:w="1965"/>
-            <w:gridCol w:w="1965"/>
+            <w:gridCol w:w="2057"/>
+            <w:gridCol w:w="1953"/>
+            <w:gridCol w:w="1953"/>
+            <w:gridCol w:w="1953"/>
+            <w:gridCol w:w="1953"/>
           </w:tblGrid>
         </w:tblGridChange>
       </w:tblGrid>
@@ -1222,12 +770,12 @@
               <w:bottom w:color="ffffff" w:space="0" w:sz="4" w:val="single"/>
               <w:right w:color="ffffff" w:space="0" w:sz="4" w:val="single"/>
             </w:tcBorders>
-            <w:shd w:fill="0085ff" w:val="clear"/>
+            <w:shd w:fill="0070F6" w:val="clear"/>
           </w:tcPr>
           <w:p>
             <w:pPr>
               <w:spacing w:after="0" w:line="240" w:lineRule="auto"/>
-              <w:ind w:left="0" w:right="-466.062992125984" w:firstLine="0"/>
+              <w:ind w:left="0" w:right="-466" w:firstLine="0"/>
               <w:rPr>
                 <w:color w:val="ffffff"/>
                 <w:sz w:val="18"/>
@@ -1253,13 +801,13 @@
               <w:bottom w:color="ffffff" w:space="0" w:sz="4" w:val="single"/>
               <w:right w:color="ffffff" w:space="0" w:sz="4" w:val="single"/>
             </w:tcBorders>
-            <w:shd w:fill="0085ff" w:val="clear"/>
+            <w:shd w:fill="0070F6" w:val="clear"/>
           </w:tcPr>
           <w:p>
             <w:pPr>
               <w:pStyle w:val="Heading5"/>
               <w:spacing w:after="0" w:line="240" w:lineRule="auto"/>
-              <w:ind w:left="0" w:right="-466.062992125984" w:firstLine="0"/>
+              <w:ind w:left="0" w:right="-466" w:firstLine="0"/>
               <w:rPr>
                 <w:color w:val="ffffff"/>
                 <w:sz w:val="16"/>
@@ -1287,13 +835,13 @@
               <w:bottom w:color="ffffff" w:space="0" w:sz="4" w:val="single"/>
               <w:right w:color="ffffff" w:space="0" w:sz="4" w:val="single"/>
             </w:tcBorders>
-            <w:shd w:fill="0085ff" w:val="clear"/>
+            <w:shd w:fill="0070F6" w:val="clear"/>
           </w:tcPr>
           <w:p>
             <w:pPr>
               <w:pStyle w:val="Heading5"/>
               <w:spacing w:after="0" w:line="240" w:lineRule="auto"/>
-              <w:ind w:left="0" w:right="-466.062992125984" w:firstLine="0"/>
+              <w:ind w:left="0" w:right="-466" w:firstLine="0"/>
               <w:rPr>
                 <w:color w:val="ffffff"/>
                 <w:sz w:val="16"/>
@@ -1321,13 +869,13 @@
               <w:bottom w:color="ffffff" w:space="0" w:sz="4" w:val="single"/>
               <w:right w:color="ffffff" w:space="0" w:sz="4" w:val="single"/>
             </w:tcBorders>
-            <w:shd w:fill="0085ff" w:val="clear"/>
+            <w:shd w:fill="0070F6" w:val="clear"/>
           </w:tcPr>
           <w:p>
             <w:pPr>
               <w:pStyle w:val="Heading5"/>
               <w:spacing w:after="0" w:line="240" w:lineRule="auto"/>
-              <w:ind w:left="0" w:right="-466.062992125984" w:firstLine="0"/>
+              <w:ind w:left="0" w:right="-466" w:firstLine="0"/>
               <w:rPr>
                 <w:color w:val="ffffff"/>
                 <w:sz w:val="16"/>
@@ -1355,13 +903,13 @@
               <w:bottom w:color="ffffff" w:space="0" w:sz="4" w:val="single"/>
               <w:right w:color="ffffff" w:space="0" w:sz="4" w:val="single"/>
             </w:tcBorders>
-            <w:shd w:fill="0085ff" w:val="clear"/>
+            <w:shd w:fill="0070F6" w:val="clear"/>
           </w:tcPr>
           <w:p>
             <w:pPr>
               <w:pStyle w:val="Heading5"/>
               <w:spacing w:after="0" w:line="240" w:lineRule="auto"/>
-              <w:ind w:left="0" w:right="-466.062992125984" w:firstLine="0"/>
+              <w:ind w:left="0" w:right="-466" w:firstLine="0"/>
               <w:rPr>
                 <w:color w:val="ffffff"/>
                 <w:sz w:val="16"/>
@@ -1400,16 +948,20 @@
           <w:p>
             <w:pPr>
               <w:spacing w:after="0" w:line="240" w:lineRule="auto"/>
-              <w:ind w:left="0" w:right="-466.062992125984" w:firstLine="0"/>
-              <w:rPr>
-                <w:color w:val="0085ff"/>
+              <w:ind w:left="0" w:right="-466" w:firstLine="0"/>
+              <w:rPr>
+                <w:b/>
+                <w:bCs/>
+                <w:color w:val="061B2B"/>
                 <w:sz w:val="18"/>
                 <w:szCs w:val="18"/>
               </w:rPr>
             </w:pPr>
             <w:r>
               <w:rPr>
-                <w:color w:val="0085ff"/>
+                <w:b/>
+                <w:bCs/>
+                <w:color w:val="061B2B"/>
                 <w:sz w:val="18"/>
                 <w:szCs w:val="18"/>
                 <w:rtl w:val="0"/>
@@ -1432,7 +984,7 @@
             <w:pPr>
               <w:widowControl w:val="0"/>
               <w:spacing w:after="0" w:line="240" w:lineRule="auto"/>
-              <w:ind w:left="0" w:right="-466.062992125984" w:firstLine="0"/>
+              <w:ind w:left="0" w:right="-466" w:firstLine="0"/>
               <w:rPr>
                 <w:sz w:val="18"/>
                 <w:szCs w:val="18"/>
@@ -1462,7 +1014,7 @@
             <w:pPr>
               <w:widowControl w:val="0"/>
               <w:spacing w:after="0" w:line="240" w:lineRule="auto"/>
-              <w:ind w:left="0" w:right="-466.062992125984" w:firstLine="0"/>
+              <w:ind w:left="0" w:right="-466" w:firstLine="0"/>
               <w:rPr/>
             </w:pPr>
             <w:r>
@@ -1486,7 +1038,7 @@
             <w:pPr>
               <w:widowControl w:val="0"/>
               <w:spacing w:after="0" w:line="240" w:lineRule="auto"/>
-              <w:ind w:left="0" w:right="-466.062992125984" w:firstLine="0"/>
+              <w:ind w:left="0" w:right="-466" w:firstLine="0"/>
               <w:rPr/>
             </w:pPr>
             <w:r>
@@ -1510,7 +1062,7 @@
             <w:pPr>
               <w:widowControl w:val="0"/>
               <w:spacing w:after="0" w:line="240" w:lineRule="auto"/>
-              <w:ind w:left="0" w:right="-466.062992125984" w:firstLine="0"/>
+              <w:ind w:left="0" w:right="-466" w:firstLine="0"/>
               <w:rPr/>
             </w:pPr>
             <w:r>
@@ -1539,16 +1091,20 @@
           <w:p>
             <w:pPr>
               <w:spacing w:after="0" w:line="240" w:lineRule="auto"/>
-              <w:ind w:left="0" w:right="-466.062992125984" w:firstLine="0"/>
-              <w:rPr>
-                <w:color w:val="0085ff"/>
+              <w:ind w:left="0" w:right="-466" w:firstLine="0"/>
+              <w:rPr>
+                <w:b/>
+                <w:bCs/>
+                <w:color w:val="061B2B"/>
                 <w:sz w:val="18"/>
                 <w:szCs w:val="18"/>
               </w:rPr>
             </w:pPr>
             <w:r>
               <w:rPr>
-                <w:color w:val="0085ff"/>
+                <w:b/>
+                <w:bCs/>
+                <w:color w:val="061B2B"/>
                 <w:sz w:val="18"/>
                 <w:szCs w:val="18"/>
                 <w:rtl w:val="0"/>
@@ -1571,7 +1127,7 @@
             <w:pPr>
               <w:widowControl w:val="0"/>
               <w:spacing w:after="0" w:line="240" w:lineRule="auto"/>
-              <w:ind w:left="0" w:right="-466.062992125984" w:firstLine="0"/>
+              <w:ind w:left="0" w:right="-466" w:firstLine="0"/>
               <w:rPr>
                 <w:sz w:val="18"/>
                 <w:szCs w:val="18"/>
@@ -1601,7 +1157,7 @@
             <w:pPr>
               <w:widowControl w:val="0"/>
               <w:spacing w:after="0" w:line="240" w:lineRule="auto"/>
-              <w:ind w:left="0" w:right="-466.062992125984" w:firstLine="0"/>
+              <w:ind w:left="0" w:right="-466" w:firstLine="0"/>
               <w:rPr/>
             </w:pPr>
             <w:r>
@@ -1625,7 +1181,7 @@
             <w:pPr>
               <w:widowControl w:val="0"/>
               <w:spacing w:after="0" w:line="240" w:lineRule="auto"/>
-              <w:ind w:left="0" w:right="-466.062992125984" w:firstLine="0"/>
+              <w:ind w:left="0" w:right="-466" w:firstLine="0"/>
               <w:rPr/>
             </w:pPr>
             <w:r>
@@ -1649,7 +1205,7 @@
             <w:pPr>
               <w:widowControl w:val="0"/>
               <w:spacing w:after="0" w:line="240" w:lineRule="auto"/>
-              <w:ind w:left="0" w:right="-466.062992125984" w:firstLine="0"/>
+              <w:ind w:left="0" w:right="-466" w:firstLine="0"/>
               <w:rPr/>
             </w:pPr>
             <w:r>
@@ -1678,16 +1234,20 @@
           <w:p>
             <w:pPr>
               <w:spacing w:after="0" w:line="240" w:lineRule="auto"/>
-              <w:ind w:left="0" w:right="-466.062992125984" w:firstLine="0"/>
-              <w:rPr>
-                <w:color w:val="0085ff"/>
+              <w:ind w:left="0" w:right="-466" w:firstLine="0"/>
+              <w:rPr>
+                <w:b/>
+                <w:bCs/>
+                <w:color w:val="061B2B"/>
                 <w:sz w:val="18"/>
                 <w:szCs w:val="18"/>
               </w:rPr>
             </w:pPr>
             <w:r>
               <w:rPr>
-                <w:color w:val="0085ff"/>
+                <w:b/>
+                <w:bCs/>
+                <w:color w:val="061B2B"/>
                 <w:sz w:val="18"/>
                 <w:szCs w:val="18"/>
                 <w:rtl w:val="0"/>
@@ -1710,7 +1270,7 @@
             <w:pPr>
               <w:widowControl w:val="0"/>
               <w:spacing w:after="0" w:line="240" w:lineRule="auto"/>
-              <w:ind w:left="0" w:right="-466.062992125984" w:firstLine="0"/>
+              <w:ind w:left="0" w:right="-466" w:firstLine="0"/>
               <w:rPr>
                 <w:sz w:val="18"/>
                 <w:szCs w:val="18"/>
@@ -1740,7 +1300,7 @@
             <w:pPr>
               <w:widowControl w:val="0"/>
               <w:spacing w:after="0" w:line="240" w:lineRule="auto"/>
-              <w:ind w:left="0" w:right="-466.062992125984" w:firstLine="0"/>
+              <w:ind w:left="0" w:right="-466" w:firstLine="0"/>
               <w:rPr/>
             </w:pPr>
             <w:r>
@@ -1764,7 +1324,7 @@
             <w:pPr>
               <w:widowControl w:val="0"/>
               <w:spacing w:after="0" w:line="240" w:lineRule="auto"/>
-              <w:ind w:left="0" w:right="-466.062992125984" w:firstLine="0"/>
+              <w:ind w:left="0" w:right="-466" w:firstLine="0"/>
               <w:rPr/>
             </w:pPr>
             <w:r>
@@ -1788,7 +1348,7 @@
             <w:pPr>
               <w:widowControl w:val="0"/>
               <w:spacing w:after="0" w:line="240" w:lineRule="auto"/>
-              <w:ind w:left="0" w:right="-466.062992125984" w:firstLine="0"/>
+              <w:ind w:left="0" w:right="-466" w:firstLine="0"/>
               <w:rPr/>
             </w:pPr>
             <w:r>
@@ -1817,16 +1377,20 @@
           <w:p>
             <w:pPr>
               <w:spacing w:after="0" w:line="240" w:lineRule="auto"/>
-              <w:ind w:left="0" w:right="-466.062992125984" w:firstLine="0"/>
-              <w:rPr>
-                <w:color w:val="0085ff"/>
+              <w:ind w:left="0" w:right="-466" w:firstLine="0"/>
+              <w:rPr>
+                <w:b/>
+                <w:bCs/>
+                <w:color w:val="061B2B"/>
                 <w:sz w:val="18"/>
                 <w:szCs w:val="18"/>
               </w:rPr>
             </w:pPr>
             <w:r>
               <w:rPr>
-                <w:color w:val="0085ff"/>
+                <w:b/>
+                <w:bCs/>
+                <w:color w:val="061B2B"/>
                 <w:sz w:val="18"/>
                 <w:szCs w:val="18"/>
                 <w:rtl w:val="0"/>
@@ -1849,7 +1413,7 @@
             <w:pPr>
               <w:widowControl w:val="0"/>
               <w:spacing w:after="0" w:line="240" w:lineRule="auto"/>
-              <w:ind w:left="0" w:right="-466.062992125984" w:firstLine="0"/>
+              <w:ind w:left="0" w:right="-466" w:firstLine="0"/>
               <w:rPr>
                 <w:sz w:val="18"/>
                 <w:szCs w:val="18"/>
@@ -1879,7 +1443,7 @@
             <w:pPr>
               <w:widowControl w:val="0"/>
               <w:spacing w:after="0" w:line="240" w:lineRule="auto"/>
-              <w:ind w:left="0" w:right="-466.062992125984" w:firstLine="0"/>
+              <w:ind w:left="0" w:right="-466" w:firstLine="0"/>
               <w:rPr/>
             </w:pPr>
             <w:r>
@@ -1903,7 +1467,7 @@
             <w:pPr>
               <w:widowControl w:val="0"/>
               <w:spacing w:after="0" w:line="240" w:lineRule="auto"/>
-              <w:ind w:left="0" w:right="-466.062992125984" w:firstLine="0"/>
+              <w:ind w:left="0" w:right="-466" w:firstLine="0"/>
               <w:rPr/>
             </w:pPr>
             <w:r>
@@ -1927,7 +1491,7 @@
             <w:pPr>
               <w:widowControl w:val="0"/>
               <w:spacing w:after="0" w:line="240" w:lineRule="auto"/>
-              <w:ind w:left="0" w:right="-466.062992125984" w:firstLine="0"/>
+              <w:ind w:left="0" w:right="-466" w:firstLine="0"/>
               <w:rPr/>
             </w:pPr>
             <w:r>
@@ -1941,29 +1505,29 @@
     </w:tbl>
     <w:p>
       <w:pPr>
-        <w:ind w:right="-466.062992125984"/>
-        <w:rPr/>
-      </w:pPr>
-      <w:r>
-        <w:rPr>
-          <w:rtl w:val="0"/>
-        </w:rPr>
-      </w:r>
-    </w:p>
-    <w:p>
-      <w:pPr>
-        <w:ind w:right="-466.062992125984"/>
-        <w:rPr/>
-      </w:pPr>
-      <w:r>
-        <w:rPr>
-          <w:rtl w:val="0"/>
-        </w:rPr>
-      </w:r>
-    </w:p>
-    <w:p>
-      <w:pPr>
-        <w:ind w:right="-466.062992125984"/>
+        <w:ind w:right="-47"/>
+        <w:rPr/>
+      </w:pPr>
+      <w:r>
+        <w:rPr>
+          <w:rtl w:val="0"/>
+        </w:rPr>
+      </w:r>
+    </w:p>
+    <w:p>
+      <w:pPr>
+        <w:ind w:right="-47"/>
+        <w:rPr/>
+      </w:pPr>
+      <w:r>
+        <w:rPr>
+          <w:rtl w:val="0"/>
+        </w:rPr>
+      </w:r>
+    </w:p>
+    <w:p>
+      <w:pPr>
+        <w:ind w:right="-47"/>
         <w:rPr/>
       </w:pPr>
       <w:r>
@@ -1977,7 +1541,7 @@
     </w:p>
     <w:p>
       <w:pPr>
-        <w:ind w:right="-466.062992125984"/>
+        <w:ind w:right="-47"/>
         <w:rPr/>
       </w:pPr>
       <w:r>
@@ -2084,7 +1648,7 @@
                             <w:p>
                               <w:pPr>
                                 <w:spacing w:after="0" w:before="0" w:line="240"/>
-                                <w:ind w:left="0" w:right="0" w:firstLine="0"/>
+                                <w:ind w:left="419" w:right="419" w:firstLine="0"/>
                                 <w:jc w:val="left"/>
                                 <w:textDirection w:val="btLr"/>
                               </w:pPr>
@@ -2105,7 +1669,7 @@
                             <w:p>
                               <w:pPr>
                                 <w:spacing w:after="0" w:before="0" w:line="240"/>
-                                <w:ind w:left="0" w:right="0" w:firstLine="0"/>
+                                <w:ind w:left="419" w:right="419" w:firstLine="0"/>
                                 <w:jc w:val="left"/>
                                 <w:textDirection w:val="btLr"/>
                               </w:pPr>
@@ -2202,8 +1766,8 @@
       <w:headerReference r:id="rId12" w:type="first"/>
       <w:footerReference r:id="rId13" w:type="default"/>
       <w:footerReference r:id="rId14" w:type="first"/>
-      <w:pgSz w:h="16834" w:w="11909" w:orient="portrait"/>
-      <w:pgMar w:bottom="1440" w:top="1440" w:left="1440" w:right="1440" w:header="566.9291338582677" w:footer="566.9291338582677"/>
+      <w:pgSz w:w="11909" w:h="16834" w:orient="portrait"/>
+      <w:pgMar w:top="1440" w:right="1021" w:bottom="1440" w:left="1021" w:header="567" w:footer="567" w:gutter="0"/>
       <w:pgNumType w:start="1"/>
       <w:titlePg w:val="1"/>
     </w:sectPr>
@@ -2215,12 +1779,32 @@
 <w:ftr xmlns:mc="http://schemas.openxmlformats.org/markup-compatibility/2006" xmlns:o="urn:schemas-microsoft-com:office:office" xmlns:r="http://schemas.openxmlformats.org/officeDocument/2006/relationships" xmlns:m="http://schemas.openxmlformats.org/officeDocument/2006/math" xmlns:v="urn:schemas-microsoft-com:vml" xmlns:wp="http://schemas.openxmlformats.org/drawingml/2006/wordprocessingDrawing" xmlns:w10="urn:schemas-microsoft-com:office:word" xmlns:w="http://schemas.openxmlformats.org/wordprocessingml/2006/main" xmlns:wne="http://schemas.microsoft.com/office/word/2006/wordml" xmlns:sl="http://schemas.openxmlformats.org/schemaLibrary/2006/main" xmlns:a="http://schemas.openxmlformats.org/drawingml/2006/main" xmlns:pic="http://schemas.openxmlformats.org/drawingml/2006/picture" xmlns:c="http://schemas.openxmlformats.org/drawingml/2006/chart" xmlns:lc="http://schemas.openxmlformats.org/drawingml/2006/lockedCanvas" xmlns:dgm="http://schemas.openxmlformats.org/drawingml/2006/diagram" xmlns:wps="http://schemas.microsoft.com/office/word/2010/wordprocessingShape" xmlns:wpg="http://schemas.microsoft.com/office/word/2010/wordprocessingGroup" xmlns:w14="http://schemas.microsoft.com/office/word/2010/wordml" xmlns:w15="http://schemas.microsoft.com/office/word/2012/wordml" xmlns:w16="http://schemas.microsoft.com/office/word/2018/wordml" xmlns:w16cex="http://schemas.microsoft.com/office/word/2018/wordml/cex" xmlns:w16cid="http://schemas.microsoft.com/office/word/2016/wordml/cid" xmlns="http://schemas.microsoft.com/office/tasks/2019/documenttasks" xmlns:cr="http://schemas.microsoft.com/office/comments/2020/reactions">
   <w:p>
     <w:pPr>
-      <w:ind w:left="294.80314960629914" w:right="-466.062992125984" w:firstLine="425.19685039370086"/>
-      <w:jc w:val="right"/>
+      <w:tabs>
+        <w:tab w:val="right" w:pos="9867"/>
+      </w:tabs>
+      <w:ind w:left="0" w:right="0" w:firstLine="0"/>
+      <w:jc w:val="left"/>
       <w:rPr/>
     </w:pPr>
     <w:r>
-      <w:rPr/>
+      <w:rPr>
+        <w:sz w:val="16"/>
+        <w:szCs w:val="16"/>
+      </w:rPr>
+      <w:t xml:space="preserve">Copyright © Sngular. All rights reserved.</w:t>
+    </w:r>
+    <w:r>
+      <w:rPr>
+        <w:sz w:val="16"/>
+        <w:szCs w:val="16"/>
+      </w:rPr>
+      <w:tab/>
+    </w:r>
+    <w:r>
+      <w:rPr>
+        <w:sz w:val="16"/>
+        <w:szCs w:val="16"/>
+      </w:rPr>
       <w:fldChar w:fldCharType="begin"/>
       <w:instrText xml:space="preserve">PAGE</w:instrText>
       <w:fldChar w:fldCharType="separate"/>
@@ -2254,11 +1838,11 @@
 <w:hdr xmlns:mc="http://schemas.openxmlformats.org/markup-compatibility/2006" xmlns:o="urn:schemas-microsoft-com:office:office" xmlns:r="http://schemas.openxmlformats.org/officeDocument/2006/relationships" xmlns:m="http://schemas.openxmlformats.org/officeDocument/2006/math" xmlns:v="urn:schemas-microsoft-com:vml" xmlns:wp="http://schemas.openxmlformats.org/drawingml/2006/wordprocessingDrawing" xmlns:w10="urn:schemas-microsoft-com:office:word" xmlns:w="http://schemas.openxmlformats.org/wordprocessingml/2006/main" xmlns:wne="http://schemas.microsoft.com/office/word/2006/wordml" xmlns:sl="http://schemas.openxmlformats.org/schemaLibrary/2006/main" xmlns:a="http://schemas.openxmlformats.org/drawingml/2006/main" xmlns:pic="http://schemas.openxmlformats.org/drawingml/2006/picture" xmlns:c="http://schemas.openxmlformats.org/drawingml/2006/chart" xmlns:lc="http://schemas.openxmlformats.org/drawingml/2006/lockedCanvas" xmlns:dgm="http://schemas.openxmlformats.org/drawingml/2006/diagram" xmlns:wps="http://schemas.microsoft.com/office/word/2010/wordprocessingShape" xmlns:wpg="http://schemas.microsoft.com/office/word/2010/wordprocessingGroup" xmlns:w14="http://schemas.microsoft.com/office/word/2010/wordml" xmlns:w15="http://schemas.microsoft.com/office/word/2012/wordml" xmlns:w16="http://schemas.microsoft.com/office/word/2018/wordml" xmlns:w16cex="http://schemas.microsoft.com/office/word/2018/wordml/cex" xmlns:w16cid="http://schemas.microsoft.com/office/word/2016/wordml/cid" xmlns="http://schemas.microsoft.com/office/tasks/2019/documenttasks" xmlns:cr="http://schemas.microsoft.com/office/comments/2020/reactions">
   <w:p>
     <w:pPr>
-      <w:ind w:left="-566.9291338582677" w:right="-182.5984251968498" w:firstLine="0"/>
+      <w:ind w:left="-148" w:right="236" w:firstLine="0"/>
       <w:jc w:val="both"/>
       <w:rPr>
         <w:rFonts w:ascii="Verdana" w:cs="Verdana" w:eastAsia="Verdana" w:hAnsi="Verdana"/>
-        <w:color w:val="0085ff"/>
+        <w:color w:val="0070F6"/>
         <w:sz w:val="18"/>
         <w:szCs w:val="18"/>
       </w:rPr>
@@ -2311,7 +1895,7 @@
     </w:r>
     <w:r>
       <w:rPr>
-        <w:color w:val="0085ff"/>
+        <w:color w:val="0070F6"/>
         <w:sz w:val="18"/>
         <w:szCs w:val="18"/>
         <w:rtl w:val="0"/>
@@ -2437,7 +2021,7 @@
                           <w:p>
                             <w:pPr>
                               <w:spacing w:after="0" w:before="0" w:line="240"/>
-                              <w:ind w:left="0" w:right="0" w:firstLine="0"/>
+                              <w:ind w:left="419" w:right="419" w:firstLine="0"/>
                               <w:jc w:val="left"/>
                               <w:textDirection w:val="btLr"/>
                             </w:pPr>
@@ -2482,7 +2066,7 @@
                           <w:p>
                             <w:pPr>
                               <w:spacing w:after="0" w:before="0" w:line="240"/>
-                              <w:ind w:left="0" w:right="0" w:firstLine="0"/>
+                              <w:ind w:left="419" w:right="419" w:firstLine="0"/>
                               <w:jc w:val="left"/>
                               <w:textDirection w:val="btLr"/>
                             </w:pPr>
@@ -2568,7 +2152,7 @@
             <wp:anchor allowOverlap="1" behindDoc="1" distB="114300" distT="114300" distL="114300" distR="114300" hidden="0" layoutInCell="1" locked="0" relativeHeight="0" simplePos="0">
               <wp:simplePos x="0" y="0"/>
               <wp:positionH relativeFrom="column">
-                <wp:posOffset>819150</wp:posOffset>
+                <wp:posOffset>1085215</wp:posOffset>
               </wp:positionH>
               <wp:positionV relativeFrom="paragraph">
                 <wp:posOffset>4237350</wp:posOffset>
@@ -2600,7 +2184,7 @@
                         <w:p>
                           <w:pPr>
                             <w:spacing w:after="0" w:before="0" w:line="240"/>
-                            <w:ind w:left="0" w:right="0" w:firstLine="0"/>
+                            <w:ind w:left="419" w:right="419" w:firstLine="0"/>
                             <w:jc w:val="left"/>
                             <w:textDirection w:val="btLr"/>
                           </w:pPr>
@@ -2634,7 +2218,7 @@
             <wp:anchor allowOverlap="1" behindDoc="1" distB="114300" distT="114300" distL="114300" distR="114300" hidden="0" layoutInCell="1" locked="0" relativeHeight="0" simplePos="0">
               <wp:simplePos x="0" y="0"/>
               <wp:positionH relativeFrom="column">
-                <wp:posOffset>819150</wp:posOffset>
+                <wp:posOffset>1085215</wp:posOffset>
               </wp:positionH>
               <wp:positionV relativeFrom="paragraph">
                 <wp:posOffset>4237350</wp:posOffset>
@@ -2686,7 +2270,7 @@
       <w:lvlText w:val="●"/>
       <w:lvlJc w:val="left"/>
       <w:pPr>
-        <w:ind w:left="720" w:hanging="360"/>
+        <w:ind w:left="1139" w:hanging="360"/>
       </w:pPr>
       <w:rPr>
         <w:u w:val="none"/>
@@ -2698,7 +2282,7 @@
       <w:lvlText w:val="○"/>
       <w:lvlJc w:val="left"/>
       <w:pPr>
-        <w:ind w:left="1440" w:hanging="360"/>
+        <w:ind w:left="1859" w:hanging="360"/>
       </w:pPr>
       <w:rPr>
         <w:u w:val="none"/>
@@ -2710,7 +2294,7 @@
       <w:lvlText w:val="■"/>
       <w:lvlJc w:val="left"/>
       <w:pPr>
-        <w:ind w:left="2160" w:hanging="360"/>
+        <w:ind w:left="2579" w:hanging="360"/>
       </w:pPr>
       <w:rPr>
         <w:u w:val="none"/>
@@ -2722,7 +2306,7 @@
       <w:lvlText w:val="●"/>
       <w:lvlJc w:val="left"/>
       <w:pPr>
-        <w:ind w:left="2880" w:hanging="360"/>
+        <w:ind w:left="3299" w:hanging="360"/>
       </w:pPr>
       <w:rPr>
         <w:u w:val="none"/>
@@ -2734,7 +2318,7 @@
       <w:lvlText w:val="○"/>
       <w:lvlJc w:val="left"/>
       <w:pPr>
-        <w:ind w:left="3600" w:hanging="360"/>
+        <w:ind w:left="4019" w:hanging="360"/>
       </w:pPr>
       <w:rPr>
         <w:u w:val="none"/>
@@ -2746,7 +2330,7 @@
       <w:lvlText w:val="■"/>
       <w:lvlJc w:val="left"/>
       <w:pPr>
-        <w:ind w:left="4320" w:hanging="360"/>
+        <w:ind w:left="4739" w:hanging="360"/>
       </w:pPr>
       <w:rPr>
         <w:u w:val="none"/>
@@ -2758,7 +2342,7 @@
       <w:lvlText w:val="●"/>
       <w:lvlJc w:val="left"/>
       <w:pPr>
-        <w:ind w:left="5040" w:hanging="360"/>
+        <w:ind w:left="5459" w:hanging="360"/>
       </w:pPr>
       <w:rPr>
         <w:u w:val="none"/>
@@ -2770,7 +2354,7 @@
       <w:lvlText w:val="○"/>
       <w:lvlJc w:val="left"/>
       <w:pPr>
-        <w:ind w:left="5760" w:hanging="360"/>
+        <w:ind w:left="6179" w:hanging="360"/>
       </w:pPr>
       <w:rPr>
         <w:u w:val="none"/>
@@ -2782,7 +2366,7 @@
       <w:lvlText w:val="■"/>
       <w:lvlJc w:val="left"/>
       <w:pPr>
-        <w:ind w:left="6480" w:hanging="360"/>
+        <w:ind w:left="6899" w:hanging="360"/>
       </w:pPr>
       <w:rPr>
         <w:u w:val="none"/>
@@ -2808,7 +2392,7 @@
     <w:pPrDefault>
       <w:pPr>
         <w:spacing w:after="200" w:line="276" w:lineRule="auto"/>
-        <w:ind w:left="-425.19685039370086" w:firstLine="0"/>
+        <w:ind w:left="0" w:firstLine="0"/>
       </w:pPr>
     </w:pPrDefault>
   </w:docDefaults>
@@ -2816,15 +2400,19 @@
     <w:name w:val="TableNormal"/>
     <w:tblPr>
       <w:tblCellMar>
-        <w:top w:w="100.0" w:type="dxa"/>
-        <w:left w:w="100.0" w:type="dxa"/>
-        <w:bottom w:w="100.0" w:type="dxa"/>
-        <w:right w:w="100.0" w:type="dxa"/>
+        <w:top w:w="100" w:type="dxa"/>
+        <w:left w:w="100" w:type="dxa"/>
+        <w:bottom w:w="100" w:type="dxa"/>
+        <w:right w:w="100" w:type="dxa"/>
       </w:tblCellMar>
     </w:tblPr>
   </w:style>
   <w:style w:type="paragraph" w:styleId="Normal" w:default="1">
     <w:name w:val="normal"/>
+    <w:rPr>
+      <w:sz w:val="20"/>
+      <w:szCs w:val="20"/>
+    </w:rPr>
   </w:style>
   <w:style w:type="paragraph" w:styleId="Heading1">
     <w:name w:val="heading 1"/>
@@ -2887,12 +2475,12 @@
     <w:pPr>
       <w:keepNext w:val="1"/>
       <w:keepLines w:val="1"/>
-      <w:ind w:right="-466.062992125984"/>
+      <w:ind w:right="-47"/>
     </w:pPr>
     <w:rPr>
       <w:b w:val="1"/>
       <w:bCs w:val="1"/>
-      <w:color w:val="0085ff"/>
+      <w:color w:val="0070F6"/>
     </w:rPr>
   </w:style>
   <w:style w:type="paragraph" w:styleId="Heading6">
@@ -2934,10 +2522,10 @@
       <w:spacing w:after="320" w:before="0" w:lineRule="auto"/>
     </w:pPr>
     <w:rPr>
-      <w:rFonts w:ascii="Arial" w:cs="Arial" w:eastAsia="Arial" w:hAnsi="Arial"/>
+      <w:rFonts w:ascii="Verdana" w:cs="Verdana" w:eastAsia="Verdana" w:hAnsi="Verdana"/>
       <w:i w:val="0"/>
       <w:iCs w:val="0"/>
-      <w:color w:val="666666"/>
+      <w:color w:val="0070F6"/>
       <w:sz w:val="30"/>
       <w:szCs w:val="30"/>
     </w:rPr>

--- a/skills/sngular-design/assets/templates/Sngular_Document_Template.docx
+++ b/skills/sngular-design/assets/templates/Sngular_Document_Template.docx
@@ -1552,12 +1552,12 @@
               <wp:anchor allowOverlap="1" behindDoc="0" distB="114300" distT="114300" distL="114300" distR="114300" hidden="0" layoutInCell="1" locked="0" relativeHeight="0" simplePos="0">
                 <wp:simplePos x="0" y="0"/>
                 <wp:positionH relativeFrom="page">
-                  <wp:posOffset>-1424</wp:posOffset>
+                  <wp:posOffset>0</wp:posOffset>
                 </wp:positionH>
                 <wp:positionV relativeFrom="page">
                   <wp:posOffset>0</wp:posOffset>
                 </wp:positionV>
-                <wp:extent cx="7560000" cy="10692000"/>
+                <wp:extent cx="7562215" cy="10695677"/>
                 <wp:effectExtent b="0" l="0" r="0" t="0"/>
                 <wp:wrapNone/>
                 <wp:docPr id="1" name=""/>
@@ -1568,9 +1568,9 @@
                       <wpg:grpSpPr>
                         <a:xfrm>
                           <a:off x="0" y="0"/>
-                          <a:ext cx="7560000" cy="10692000"/>
+                          <a:ext cx="7562215" cy="10695677"/>
                           <a:chOff x="0" y="0"/>
-                          <a:chExt cx="6096000" cy="8839225"/>
+                          <a:chExt cx="7562215" cy="10695677"/>
                         </a:xfrm>
                       </wpg:grpSpPr>
                       <pic:pic>
@@ -1588,8 +1588,8 @@
                         </pic:blipFill>
                         <pic:spPr>
                           <a:xfrm>
-                            <a:off x="-153625" y="0"/>
-                            <a:ext cx="6249622" cy="8839200"/>
+                            <a:off x="0" y="0"/>
+                            <a:ext cx="7562215" cy="10695677"/>
                           </a:xfrm>
                           <a:prstGeom prst="rect">
                             <a:avLst/>
@@ -1615,8 +1615,8 @@
                         </pic:blipFill>
                         <pic:spPr>
                           <a:xfrm>
-                            <a:off x="1427179" y="4003163"/>
-                            <a:ext cx="532125" cy="832875"/>
+                            <a:off x="1786195" y="4842259"/>
+                            <a:ext cx="643650" cy="1007453"/>
                           </a:xfrm>
                           <a:prstGeom prst="rect">
                             <a:avLst/>
@@ -1632,8 +1632,8 @@
                         <wps:cNvPr id="4" name="Shape 4"/>
                         <wps:spPr>
                           <a:xfrm>
-                            <a:off x="1959300" y="4003175"/>
-                            <a:ext cx="2694600" cy="772800"/>
+                            <a:off x="2429841" y="4842274"/>
+                            <a:ext cx="3341728" cy="934785"/>
                           </a:xfrm>
                           <a:prstGeom prst="rect">
                             <a:avLst/>
@@ -1716,12 +1716,12 @@
               <wp:anchor allowOverlap="1" behindDoc="0" distB="114300" distT="114300" distL="114300" distR="114300" hidden="0" layoutInCell="1" locked="0" relativeHeight="0" simplePos="0">
                 <wp:simplePos x="0" y="0"/>
                 <wp:positionH relativeFrom="page">
-                  <wp:posOffset>-1424</wp:posOffset>
+                  <wp:posOffset>0</wp:posOffset>
                 </wp:positionH>
                 <wp:positionV relativeFrom="page">
                   <wp:posOffset>0</wp:posOffset>
                 </wp:positionV>
-                <wp:extent cx="7560000" cy="10692000"/>
+                <wp:extent cx="7562215" cy="10695677"/>
                 <wp:effectExtent b="0" l="0" r="0" t="0"/>
                 <wp:wrapNone/>
                 <wp:docPr id="1" name="image4.png"/>
@@ -1742,7 +1742,7 @@
                       <pic:spPr>
                         <a:xfrm>
                           <a:off x="0" y="0"/>
-                          <a:ext cx="7560000" cy="10692000"/>
+                          <a:ext cx="7562215" cy="10695677"/>
                         </a:xfrm>
                         <a:prstGeom prst="rect"/>
                         <a:ln/>
@@ -1930,7 +1930,7 @@
               <wp:positionV relativeFrom="page">
                 <wp:posOffset>0</wp:posOffset>
               </wp:positionV>
-              <wp:extent cx="7560000" cy="11025495"/>
+              <wp:extent cx="7562215" cy="10695677"/>
               <wp:effectExtent b="0" l="0" r="0" t="0"/>
               <wp:wrapNone/>
               <wp:docPr id="2" name=""/>
@@ -1941,9 +1941,9 @@
                     <wpg:grpSpPr>
                       <a:xfrm>
                         <a:off x="0" y="0"/>
-                        <a:ext cx="7560000" cy="11025495"/>
+                        <a:ext cx="7562215" cy="10695677"/>
                         <a:chOff x="0" y="0"/>
-                        <a:chExt cx="6055275" cy="8839225"/>
+                        <a:chExt cx="7562215" cy="10695677"/>
                       </a:xfrm>
                     </wpg:grpSpPr>
                     <pic:pic>
@@ -1961,8 +1961,8 @@
                       </pic:blipFill>
                       <pic:spPr>
                         <a:xfrm>
-                          <a:off x="-194350" y="0"/>
-                          <a:ext cx="6249622" cy="8839200"/>
+                          <a:off x="0" y="0"/>
+                          <a:ext cx="7562215" cy="10695677"/>
                         </a:xfrm>
                         <a:prstGeom prst="rect">
                           <a:avLst/>
@@ -1988,8 +1988,8 @@
                       </pic:blipFill>
                       <pic:spPr>
                         <a:xfrm>
-                          <a:off x="629999" y="3896925"/>
-                          <a:ext cx="667850" cy="1045350"/>
+                          <a:off x="787312" y="4860780"/>
+                          <a:ext cx="833050" cy="1303904"/>
                         </a:xfrm>
                         <a:prstGeom prst="rect">
                           <a:avLst/>
@@ -2005,8 +2005,8 @@
                       <wps:cNvPr id="7" name="Shape 7"/>
                       <wps:spPr>
                         <a:xfrm>
-                          <a:off x="1297850" y="3896925"/>
-                          <a:ext cx="3725100" cy="1045500"/>
+                          <a:off x="1620363" y="4860780"/>
+                          <a:ext cx="4650781" cy="1304091"/>
                         </a:xfrm>
                         <a:prstGeom prst="rect">
                           <a:avLst/>
@@ -2050,8 +2050,8 @@
                       <wps:cNvPr id="8" name="Shape 8"/>
                       <wps:spPr>
                         <a:xfrm>
-                          <a:off x="514150" y="7434175"/>
-                          <a:ext cx="3725100" cy="277200"/>
+                          <a:off x="641915" y="9272924"/>
+                          <a:ext cx="4650781" cy="345762"/>
                         </a:xfrm>
                         <a:prstGeom prst="rect">
                           <a:avLst/>
@@ -2106,7 +2106,7 @@
               <wp:positionV relativeFrom="page">
                 <wp:posOffset>0</wp:posOffset>
               </wp:positionV>
-              <wp:extent cx="7560000" cy="11025495"/>
+              <wp:extent cx="7562215" cy="10695677"/>
               <wp:effectExtent b="0" l="0" r="0" t="0"/>
               <wp:wrapNone/>
               <wp:docPr id="2" name="image5.png"/>
@@ -2127,7 +2127,7 @@
                     <pic:spPr>
                       <a:xfrm>
                         <a:off x="0" y="0"/>
-                        <a:ext cx="7560000" cy="11025495"/>
+                        <a:ext cx="7562215" cy="10695677"/>
                       </a:xfrm>
                       <a:prstGeom prst="rect"/>
                       <a:ln/>

--- a/skills/sngular-design/assets/templates/Sngular_Document_Template.docx
+++ b/skills/sngular-design/assets/templates/Sngular_Document_Template.docx
@@ -35,7 +35,7 @@
         <w:rPr>
           <w:rtl w:val="0"/>
         </w:rPr>
-        <w:t xml:space="preserve">Guía rápida</w:t>
+        <w:t xml:space="preserve">Quick guide</w:t>
       </w:r>
     </w:p>
     <w:p>
@@ -51,7 +51,7 @@
         <w:rPr>
           <w:rtl w:val="0"/>
         </w:rPr>
-        <w:t xml:space="preserve">No empieces a usar esta plantilla hasta no haber leído con atención esta guía.</w:t>
+        <w:t xml:space="preserve">Read this guide carefully before you start using this template.</w:t>
       </w:r>
     </w:p>
     <w:p>
@@ -67,7 +67,7 @@
         <w:rPr>
           <w:rtl w:val="0"/>
         </w:rPr>
-        <w:t xml:space="preserve">Esta plantilla tiene definidos </w:t>
+        <w:t xml:space="preserve">This template comes with predefined </w:t>
       </w:r>
       <w:r>
         <w:rPr>
@@ -75,13 +75,13 @@
           <w:bCs w:val="1"/>
           <w:rtl w:val="0"/>
         </w:rPr>
-        <w:t xml:space="preserve">estilos de texto</w:t>
-      </w:r>
-      <w:r>
-        <w:rPr>
-          <w:rtl w:val="0"/>
-        </w:rPr>
-        <w:t xml:space="preserve"> para que puedas componer tu documento de la mejor forma posible. No crees ni uses estilos que no estén incluidos en este documento.</w:t>
+        <w:t xml:space="preserve">text styles</w:t>
+      </w:r>
+      <w:r>
+        <w:rPr>
+          <w:rtl w:val="0"/>
+        </w:rPr>
+        <w:t xml:space="preserve"> so you can lay out your document the right way. Don't create or use styles that aren't in this document.</w:t>
       </w:r>
     </w:p>
     <w:p>
@@ -143,7 +143,7 @@
         <w:rPr>
           <w:rtl w:val="0"/>
         </w:rPr>
-        <w:t xml:space="preserve">Cuando pegues texto de otro documento utiliza el atajo de teclado “Cmd+Shift+V” (para Mac) o “Ctrl+Shift+V” (en Windows). </w:t>
+        <w:t xml:space="preserve">When you paste text from another document, use “Cmd+Shift+V” (Mac) or “Ctrl+Shift+V” (Windows) to paste without formatting. </w:t>
       </w:r>
       <w:r>
         <w:rPr>
@@ -164,7 +164,7 @@
         <w:rPr>
           <w:rtl w:val="0"/>
         </w:rPr>
-        <w:t xml:space="preserve">Utiliza sólo colores de la paleta personalizada para el relleno de tus textos y tablas:</w:t>
+        <w:t xml:space="preserve">Use only colors from the custom palette for text and table fills:</w:t>
       </w:r>
       <w:r>
         <w:drawing>
@@ -239,7 +239,7 @@
         <w:rPr>
           <w:rtl w:val="0"/>
         </w:rPr>
-        <w:t xml:space="preserve">Para destacar textos dentro de párrafos utiliza la fuente </w:t>
+        <w:t xml:space="preserve">To emphasize text inside a paragraph, use </w:t>
       </w:r>
       <w:r>
         <w:rPr>
@@ -268,7 +268,7 @@
       <w:pPr>
         <w:pStyle w:val="Heading1"/>
         <w:rPr>
-          <w:color w:val="4a94ff"/>
+          <w:color w:val="061B2B"/>
           <w:sz w:val="32"/>
           <w:szCs w:val="32"/>
         </w:rPr>
@@ -300,7 +300,7 @@
           <w:szCs w:val="32"/>
           <w:rtl w:val="0"/>
         </w:rPr>
-        <w:t xml:space="preserve">Estilos de título y párrafos</w:t>
+        <w:t xml:space="preserve">Heading and paragraph styles</w:t>
       </w:r>
     </w:p>
     <w:p>
@@ -330,7 +330,7 @@
         <w:rPr>
           <w:rtl w:val="0"/>
         </w:rPr>
-        <w:t xml:space="preserve">Encabezado 1</w:t>
+        <w:t xml:space="preserve">Heading 1</w:t>
         <w:tab/>
       </w:r>
       <w:r>
@@ -340,7 +340,7 @@
           <w:szCs w:val="22"/>
           <w:rtl w:val="0"/>
         </w:rPr>
-        <w:t xml:space="preserve">Estilo de título de las secciones.</w:t>
+        <w:t xml:space="preserve">Section titles.</w:t>
       </w:r>
       <w:r>
         <w:rPr>
@@ -361,7 +361,7 @@
         <w:rPr>
           <w:rtl w:val="0"/>
         </w:rPr>
-        <w:t xml:space="preserve">Encabezado 2</w:t>
+        <w:t xml:space="preserve">Heading 2</w:t>
         <w:tab/>
         <w:tab/>
       </w:r>
@@ -372,7 +372,7 @@
           <w:szCs w:val="22"/>
           <w:rtl w:val="0"/>
         </w:rPr>
-        <w:t xml:space="preserve">Estilo de título de las subsecciones.</w:t>
+        <w:t xml:space="preserve">Subsection titles.</w:t>
       </w:r>
       <w:r>
         <w:rPr>
@@ -392,7 +392,7 @@
         <w:rPr>
           <w:rtl w:val="0"/>
         </w:rPr>
-        <w:t xml:space="preserve">Encabezado 3</w:t>
+        <w:t xml:space="preserve">Heading 3</w:t>
         <w:tab/>
         <w:tab/>
         <w:tab/>
@@ -404,7 +404,7 @@
           <w:szCs w:val="22"/>
           <w:rtl w:val="0"/>
         </w:rPr>
-        <w:t xml:space="preserve">Estilo de título de los apartados.</w:t>
+        <w:t xml:space="preserve">Topic titles.</w:t>
       </w:r>
       <w:r>
         <w:rPr>
@@ -424,7 +424,7 @@
         <w:rPr>
           <w:rtl w:val="0"/>
         </w:rPr>
-        <w:t xml:space="preserve">Encabezado 4</w:t>
+        <w:t xml:space="preserve">Heading 4</w:t>
         <w:tab/>
         <w:tab/>
         <w:tab/>
@@ -436,7 +436,7 @@
           <w:szCs w:val="20"/>
           <w:rtl w:val="0"/>
         </w:rPr>
-        <w:t xml:space="preserve">Estilo de título de los subapartados.</w:t>
+        <w:t xml:space="preserve">Subtopic titles.</w:t>
       </w:r>
       <w:r>
         <w:rPr>
@@ -455,7 +455,7 @@
         <w:rPr>
           <w:rtl w:val="0"/>
         </w:rPr>
-        <w:t xml:space="preserve">Encabezado 5</w:t>
+        <w:t xml:space="preserve">Heading 5</w:t>
       </w:r>
       <w:r>
         <w:rPr>
@@ -464,7 +464,7 @@
         <w:tab/>
         <w:tab/>
         <w:tab/>
-        <w:t xml:space="preserve">Estilo de enlaces.</w:t>
+        <w:t xml:space="preserve">Links.</w:t>
       </w:r>
     </w:p>
     <w:p>
@@ -479,7 +479,7 @@
         <w:rPr>
           <w:rtl w:val="0"/>
         </w:rPr>
-        <w:t xml:space="preserve">Encabezado 6</w:t>
+        <w:t xml:space="preserve">Heading 6</w:t>
         <w:tab/>
         <w:tab/>
         <w:tab/>
@@ -491,7 +491,7 @@
           <w:color w:val="000000"/>
           <w:rtl w:val="0"/>
         </w:rPr>
-        <w:t xml:space="preserve">Estilo de citas.</w:t>
+        <w:t xml:space="preserve">Quotes.</w:t>
       </w:r>
       <w:r>
         <w:rPr>
@@ -508,7 +508,7 @@
         <w:rPr>
           <w:rtl w:val="0"/>
         </w:rPr>
-        <w:t xml:space="preserve">Texto de párrafo</w:t>
+        <w:t xml:space="preserve">Paragraph text</w:t>
         <w:tab/>
         <w:tab/>
         <w:tab/>
@@ -518,7 +518,7 @@
           <w:color w:val="000000"/>
           <w:rtl w:val="0"/>
         </w:rPr>
-        <w:t xml:space="preserve">Estilo de párrafos.</w:t>
+        <w:t xml:space="preserve">Paragraphs.</w:t>
       </w:r>
       <w:r>
         <w:rPr>
@@ -551,7 +551,7 @@
         <w:rPr>
           <w:rtl w:val="0"/>
         </w:rPr>
-        <w:t xml:space="preserve">Título de sección (encabezado 1)</w:t>
+        <w:t xml:space="preserve">Section title (Heading 1)</w:t>
       </w:r>
       <w:r>
         <w:rPr>
@@ -590,7 +590,7 @@
         <w:rPr>
           <w:rtl w:val="0"/>
         </w:rPr>
-        <w:t xml:space="preserve">Visitar enlace (encabezado 5)</w:t>
+        <w:t xml:space="preserve">Visit link (Heading 5)</w:t>
       </w:r>
       <w:r>
         <w:rPr>
@@ -610,7 +610,7 @@
         <w:rPr>
           <w:rtl w:val="0"/>
         </w:rPr>
-        <w:t xml:space="preserve">Subsección (Encabezado 2)</w:t>
+        <w:t xml:space="preserve">Subsection (Heading 2)</w:t>
       </w:r>
     </w:p>
     <w:p>
@@ -637,7 +637,7 @@
         <w:rPr>
           <w:rtl w:val="0"/>
         </w:rPr>
-        <w:t xml:space="preserve">Apartado (Encabezado 3)</w:t>
+        <w:t xml:space="preserve">Topic (Heading 3)</w:t>
       </w:r>
     </w:p>
     <w:p>
@@ -664,7 +664,7 @@
         <w:rPr>
           <w:rtl w:val="0"/>
         </w:rPr>
-        <w:t xml:space="preserve">Subapartado (Encabezado 4)</w:t>
+        <w:t xml:space="preserve">Subtopic (Heading 4)</w:t>
       </w:r>
     </w:p>
     <w:p>
@@ -679,7 +679,7 @@
         <w:rPr>
           <w:rtl w:val="0"/>
         </w:rPr>
-        <w:t xml:space="preserve">“Ut enim ad minim veniam, quis nostrud exercitation ullamco laboris nisi ut aliquip ex ea commodo consequat.” (Encabezado 6)</w:t>
+        <w:t xml:space="preserve">“Ut enim ad minim veniam, quis nostrud exercitation ullamco laboris nisi ut aliquip ex ea commodo consequat.” (Heading 6)</w:t>
       </w:r>
     </w:p>
     <w:p>
@@ -720,40 +720,39 @@
           <w:color w:val="0070F6"/>
           <w:rtl w:val="0"/>
         </w:rPr>
-        <w:t xml:space="preserve">Tablas</w:t>
+        <w:t xml:space="preserve">Tables</w:t>
       </w:r>
     </w:p>
     <w:tbl>
       <w:tblPr>
         <w:tblStyle w:val="Table1"/>
-        <w:tblpPr w:leftFromText="180" w:rightFromText="180" w:topFromText="180" w:bottomFromText="180" w:vertAnchor="text" w:horzAnchor="text" w:tblpX="-420" w:tblpY="0"/>
-        <w:tblW w:w="9867" w:type="dxa"/>
+        <w:tblW w:w="10198" w:type="dxa"/>
         <w:jc w:val="left"/>
         <w:tblInd w:w="0" w:type="dxa"/>
         <w:tblBorders>
-          <w:top w:color="4a94ff" w:space="0" w:sz="4" w:val="single"/>
-          <w:left w:color="4a94ff" w:space="0" w:sz="4" w:val="single"/>
-          <w:bottom w:color="4a94ff" w:space="0" w:sz="4" w:val="single"/>
-          <w:right w:color="4a94ff" w:space="0" w:sz="4" w:val="single"/>
-          <w:insideH w:color="4a94ff" w:space="0" w:sz="4" w:val="single"/>
-          <w:insideV w:color="4a94ff" w:space="0" w:sz="4" w:val="single"/>
+          <w:top w:color="FFFFFF" w:space="0" w:sz="4" w:val="single"/>
+          <w:left w:color="FFFFFF" w:space="0" w:sz="4" w:val="single"/>
+          <w:bottom w:color="FFFFFF" w:space="0" w:sz="4" w:val="single"/>
+          <w:right w:color="FFFFFF" w:space="0" w:sz="4" w:val="single"/>
+          <w:insideH w:color="FFFFFF" w:space="0" w:sz="4" w:val="single"/>
+          <w:insideV w:color="FFFFFF" w:space="0" w:sz="4" w:val="single"/>
         </w:tblBorders>
         <w:tblLayout w:type="fixed"/>
         <w:tblLook w:val="0600"/>
       </w:tblPr>
       <w:tblGrid>
-        <w:gridCol w:w="2057"/>
-        <w:gridCol w:w="1953"/>
-        <w:gridCol w:w="1953"/>
-        <w:gridCol w:w="1953"/>
-        <w:gridCol w:w="1953"/>
+        <w:gridCol w:w="2126"/>
+        <w:gridCol w:w="2018"/>
+        <w:gridCol w:w="2018"/>
+        <w:gridCol w:w="2018"/>
+        <w:gridCol w:w="2018"/>
         <w:tblGridChange w:id="0">
           <w:tblGrid>
-            <w:gridCol w:w="2057"/>
-            <w:gridCol w:w="1953"/>
-            <w:gridCol w:w="1953"/>
-            <w:gridCol w:w="1953"/>
-            <w:gridCol w:w="1953"/>
+            <w:gridCol w:w="2126"/>
+            <w:gridCol w:w="2018"/>
+            <w:gridCol w:w="2018"/>
+            <w:gridCol w:w="2018"/>
+            <w:gridCol w:w="2018"/>
           </w:tblGrid>
         </w:tblGridChange>
       </w:tblGrid>
@@ -789,7 +788,7 @@
                 <w:szCs w:val="18"/>
                 <w:rtl w:val="0"/>
               </w:rPr>
-              <w:t xml:space="preserve">Escribe…</w:t>
+              <w:t xml:space="preserve">Type here…</w:t>
             </w:r>
           </w:p>
         </w:tc>
@@ -823,7 +822,7 @@
                 <w:szCs w:val="16"/>
                 <w:rtl w:val="0"/>
               </w:rPr>
-              <w:t xml:space="preserve">Nombre Columna</w:t>
+              <w:t xml:space="preserve">Column name</w:t>
             </w:r>
           </w:p>
         </w:tc>
@@ -857,7 +856,7 @@
                 <w:szCs w:val="16"/>
                 <w:rtl w:val="0"/>
               </w:rPr>
-              <w:t xml:space="preserve">Nombre Columna</w:t>
+              <w:t xml:space="preserve">Column name</w:t>
             </w:r>
           </w:p>
         </w:tc>
@@ -891,7 +890,7 @@
                 <w:szCs w:val="16"/>
                 <w:rtl w:val="0"/>
               </w:rPr>
-              <w:t xml:space="preserve">Nombre Columna</w:t>
+              <w:t xml:space="preserve">Column name</w:t>
             </w:r>
           </w:p>
         </w:tc>
@@ -925,7 +924,7 @@
                 <w:szCs w:val="16"/>
                 <w:rtl w:val="0"/>
               </w:rPr>
-              <w:t xml:space="preserve">Nombre Columna</w:t>
+              <w:t xml:space="preserve">Column name</w:t>
             </w:r>
           </w:p>
         </w:tc>
@@ -966,7 +965,7 @@
                 <w:szCs w:val="18"/>
                 <w:rtl w:val="0"/>
               </w:rPr>
-              <w:t xml:space="preserve">Nombre Fila</w:t>
+              <w:t xml:space="preserve">Row name</w:t>
             </w:r>
           </w:p>
         </w:tc>
@@ -1109,7 +1108,7 @@
                 <w:szCs w:val="18"/>
                 <w:rtl w:val="0"/>
               </w:rPr>
-              <w:t xml:space="preserve">Nombre Fila</w:t>
+              <w:t xml:space="preserve">Row name</w:t>
             </w:r>
           </w:p>
         </w:tc>
@@ -1252,7 +1251,7 @@
                 <w:szCs w:val="18"/>
                 <w:rtl w:val="0"/>
               </w:rPr>
-              <w:t xml:space="preserve">Nombre Fila</w:t>
+              <w:t xml:space="preserve">Row name</w:t>
             </w:r>
           </w:p>
         </w:tc>
@@ -1395,7 +1394,7 @@
                 <w:szCs w:val="18"/>
                 <w:rtl w:val="0"/>
               </w:rPr>
-              <w:t xml:space="preserve">Nombre Fila</w:t>
+              <w:t xml:space="preserve">Row name</w:t>
             </w:r>
           </w:p>
         </w:tc>
@@ -1557,7 +1556,7 @@
                 <wp:positionV relativeFrom="page">
                   <wp:posOffset>0</wp:posOffset>
                 </wp:positionV>
-                <wp:extent cx="7562215" cy="10695677"/>
+                <wp:extent cx="7772400" cy="10064128"/>
                 <wp:effectExtent b="0" l="0" r="0" t="0"/>
                 <wp:wrapNone/>
                 <wp:docPr id="1" name=""/>
@@ -1568,9 +1567,9 @@
                       <wpg:grpSpPr>
                         <a:xfrm>
                           <a:off x="0" y="0"/>
-                          <a:ext cx="7562215" cy="10695677"/>
+                          <a:ext cx="7772400" cy="10064128"/>
                           <a:chOff x="0" y="0"/>
-                          <a:chExt cx="7562215" cy="10695677"/>
+                          <a:chExt cx="7772400" cy="10064128"/>
                         </a:xfrm>
                       </wpg:grpSpPr>
                       <pic:pic>
@@ -1588,8 +1587,8 @@
                         </pic:blipFill>
                         <pic:spPr>
                           <a:xfrm>
-                            <a:off x="0" y="0"/>
-                            <a:ext cx="7562215" cy="10695677"/>
+                            <a:off x="656712" y="0"/>
+                            <a:ext cx="7115688" cy="10064127"/>
                           </a:xfrm>
                           <a:prstGeom prst="rect">
                             <a:avLst/>
@@ -1615,8 +1614,8 @@
                         </pic:blipFill>
                         <pic:spPr>
                           <a:xfrm>
-                            <a:off x="1786195" y="4842259"/>
-                            <a:ext cx="643650" cy="1007453"/>
+                            <a:off x="2456582" y="4557917"/>
+                            <a:ext cx="605866" cy="948294"/>
                           </a:xfrm>
                           <a:prstGeom prst="rect">
                             <a:avLst/>
@@ -1632,8 +1631,8 @@
                         <wps:cNvPr id="4" name="Shape 4"/>
                         <wps:spPr>
                           <a:xfrm>
-                            <a:off x="2429841" y="4842274"/>
-                            <a:ext cx="3341728" cy="934785"/>
+                            <a:off x="3062444" y="4557930"/>
+                            <a:ext cx="3068014" cy="879893"/>
                           </a:xfrm>
                           <a:prstGeom prst="rect">
                             <a:avLst/>
@@ -1648,7 +1647,7 @@
                             <w:p>
                               <w:pPr>
                                 <w:spacing w:after="0" w:before="0" w:line="240"/>
-                                <w:ind w:left="419" w:right="419" w:firstLine="0"/>
+                                <w:ind w:left="0" w:right="0" w:firstLine="0"/>
                                 <w:jc w:val="left"/>
                                 <w:textDirection w:val="btLr"/>
                               </w:pPr>
@@ -1669,7 +1668,7 @@
                             <w:p>
                               <w:pPr>
                                 <w:spacing w:after="0" w:before="0" w:line="240"/>
-                                <w:ind w:left="419" w:right="419" w:firstLine="0"/>
+                                <w:ind w:left="0" w:right="0" w:firstLine="0"/>
                                 <w:jc w:val="left"/>
                                 <w:textDirection w:val="btLr"/>
                               </w:pPr>
@@ -1721,7 +1720,7 @@
                 <wp:positionV relativeFrom="page">
                   <wp:posOffset>0</wp:posOffset>
                 </wp:positionV>
-                <wp:extent cx="7562215" cy="10695677"/>
+                <wp:extent cx="7772400" cy="10064128"/>
                 <wp:effectExtent b="0" l="0" r="0" t="0"/>
                 <wp:wrapNone/>
                 <wp:docPr id="1" name="image4.png"/>
@@ -1742,7 +1741,7 @@
                       <pic:spPr>
                         <a:xfrm>
                           <a:off x="0" y="0"/>
-                          <a:ext cx="7562215" cy="10695677"/>
+                          <a:ext cx="7772400" cy="10064128"/>
                         </a:xfrm>
                         <a:prstGeom prst="rect"/>
                         <a:ln/>
@@ -1766,7 +1765,7 @@
       <w:headerReference r:id="rId12" w:type="first"/>
       <w:footerReference r:id="rId13" w:type="default"/>
       <w:footerReference r:id="rId14" w:type="first"/>
-      <w:pgSz w:w="11909" w:h="16834" w:orient="portrait"/>
+      <w:pgSz w:w="12240" w:h="15840" w:orient="portrait"/>
       <w:pgMar w:top="1440" w:right="1021" w:bottom="1440" w:left="1021" w:header="567" w:footer="567" w:gutter="0"/>
       <w:pgNumType w:start="1"/>
       <w:titlePg w:val="1"/>
@@ -1780,7 +1779,7 @@
   <w:p>
     <w:pPr>
       <w:tabs>
-        <w:tab w:val="right" w:pos="9867"/>
+        <w:tab w:val="right" w:pos="10198"/>
       </w:tabs>
       <w:ind w:left="0" w:right="0" w:firstLine="0"/>
       <w:jc w:val="left"/>
@@ -1856,7 +1855,7 @@
         <wp:anchor allowOverlap="1" behindDoc="0" distB="114300" distT="114300" distL="114300" distR="114300" hidden="0" layoutInCell="1" locked="0" relativeHeight="0" simplePos="0">
           <wp:simplePos x="0" y="0"/>
           <wp:positionH relativeFrom="page">
-            <wp:posOffset>5810250</wp:posOffset>
+            <wp:posOffset>6020435</wp:posOffset>
           </wp:positionH>
           <wp:positionV relativeFrom="page">
             <wp:posOffset>283800</wp:posOffset>
@@ -1900,7 +1899,7 @@
         <w:szCs w:val="18"/>
         <w:rtl w:val="0"/>
       </w:rPr>
-      <w:t xml:space="preserve">Título del Documento Lorem ipsum dolor sit amet </w:t>
+      <w:t xml:space="preserve">Document title </w:t>
     </w:r>
     <w:r>
       <w:rPr>
@@ -1930,7 +1929,7 @@
               <wp:positionV relativeFrom="page">
                 <wp:posOffset>0</wp:posOffset>
               </wp:positionV>
-              <wp:extent cx="7562215" cy="10695677"/>
+              <wp:extent cx="7772400" cy="10064128"/>
               <wp:effectExtent b="0" l="0" r="0" t="0"/>
               <wp:wrapNone/>
               <wp:docPr id="2" name=""/>
@@ -1941,9 +1940,9 @@
                     <wpg:grpSpPr>
                       <a:xfrm>
                         <a:off x="0" y="0"/>
-                        <a:ext cx="7562215" cy="10695677"/>
+                        <a:ext cx="7772400" cy="10064128"/>
                         <a:chOff x="0" y="0"/>
-                        <a:chExt cx="7562215" cy="10695677"/>
+                        <a:chExt cx="7772400" cy="10064128"/>
                       </a:xfrm>
                     </wpg:grpSpPr>
                     <pic:pic>
@@ -1961,8 +1960,8 @@
                       </pic:blipFill>
                       <pic:spPr>
                         <a:xfrm>
-                          <a:off x="0" y="0"/>
-                          <a:ext cx="7562215" cy="10695677"/>
+                          <a:off x="656712" y="0"/>
+                          <a:ext cx="7115688" cy="10064127"/>
                         </a:xfrm>
                         <a:prstGeom prst="rect">
                           <a:avLst/>
@@ -1988,8 +1987,8 @@
                       </pic:blipFill>
                       <pic:spPr>
                         <a:xfrm>
-                          <a:off x="787312" y="4860780"/>
-                          <a:ext cx="833050" cy="1303904"/>
+                          <a:off x="1595298" y="4436957"/>
+                          <a:ext cx="760400" cy="1190213"/>
                         </a:xfrm>
                         <a:prstGeom prst="rect">
                           <a:avLst/>
@@ -2005,8 +2004,8 @@
                       <wps:cNvPr id="7" name="Shape 7"/>
                       <wps:spPr>
                         <a:xfrm>
-                          <a:off x="1620363" y="4860780"/>
-                          <a:ext cx="4650781" cy="1304091"/>
+                          <a:off x="2355699" y="4436957"/>
+                          <a:ext cx="4241320" cy="1190384"/>
                         </a:xfrm>
                         <a:prstGeom prst="rect">
                           <a:avLst/>
@@ -2021,7 +2020,7 @@
                           <w:p>
                             <w:pPr>
                               <w:spacing w:after="0" w:before="0" w:line="240"/>
-                              <w:ind w:left="419" w:right="419" w:firstLine="0"/>
+                              <w:ind w:left="0" w:right="0" w:firstLine="0"/>
                               <w:jc w:val="left"/>
                               <w:textDirection w:val="btLr"/>
                             </w:pPr>
@@ -2036,7 +2035,7 @@
                                 <w:sz w:val="48"/>
                                 <w:vertAlign w:val="baseline"/>
                               </w:rPr>
-                              <w:t xml:space="preserve">Pon un título aquí Lorem…</w:t>
+                              <w:t xml:space="preserve">Add your title here</w:t>
                             </w:r>
                           </w:p>
                         </w:txbxContent>
@@ -2050,8 +2049,8 @@
                       <wps:cNvPr id="8" name="Shape 8"/>
                       <wps:spPr>
                         <a:xfrm>
-                          <a:off x="641915" y="9272924"/>
-                          <a:ext cx="4650781" cy="345762"/>
+                          <a:off x="1463396" y="8464395"/>
+                          <a:ext cx="4241320" cy="315614"/>
                         </a:xfrm>
                         <a:prstGeom prst="rect">
                           <a:avLst/>
@@ -2066,7 +2065,7 @@
                           <w:p>
                             <w:pPr>
                               <w:spacing w:after="0" w:before="0" w:line="240"/>
-                              <w:ind w:left="419" w:right="419" w:firstLine="0"/>
+                              <w:ind w:left="0" w:right="0" w:firstLine="0"/>
                               <w:jc w:val="left"/>
                               <w:textDirection w:val="btLr"/>
                             </w:pPr>
@@ -2081,7 +2080,7 @@
                                 <w:sz w:val="24"/>
                                 <w:vertAlign w:val="baseline"/>
                               </w:rPr>
-                              <w:t xml:space="preserve">Día / Mes / Año</w:t>
+                              <w:t xml:space="preserve">Month Day, Year</w:t>
                             </w:r>
                           </w:p>
                         </w:txbxContent>
@@ -2106,7 +2105,7 @@
               <wp:positionV relativeFrom="page">
                 <wp:posOffset>0</wp:posOffset>
               </wp:positionV>
-              <wp:extent cx="7562215" cy="10695677"/>
+              <wp:extent cx="7772400" cy="10064128"/>
               <wp:effectExtent b="0" l="0" r="0" t="0"/>
               <wp:wrapNone/>
               <wp:docPr id="2" name="image5.png"/>
@@ -2127,7 +2126,7 @@
                     <pic:spPr>
                       <a:xfrm>
                         <a:off x="0" y="0"/>
-                        <a:ext cx="7562215" cy="10695677"/>
+                        <a:ext cx="7772400" cy="10064128"/>
                       </a:xfrm>
                       <a:prstGeom prst="rect"/>
                       <a:ln/>
@@ -2152,10 +2151,10 @@
             <wp:anchor allowOverlap="1" behindDoc="1" distB="114300" distT="114300" distL="114300" distR="114300" hidden="0" layoutInCell="1" locked="0" relativeHeight="0" simplePos="0">
               <wp:simplePos x="0" y="0"/>
               <wp:positionH relativeFrom="column">
-                <wp:posOffset>1085215</wp:posOffset>
+                <wp:posOffset>1639566</wp:posOffset>
               </wp:positionH>
               <wp:positionV relativeFrom="paragraph">
-                <wp:posOffset>4237350</wp:posOffset>
+                <wp:posOffset>3965887</wp:posOffset>
               </wp:positionV>
               <wp:extent cx="5238750" cy="914400"/>
               <wp:effectExtent b="0" l="0" r="0" t="0"/>
@@ -2184,7 +2183,7 @@
                         <w:p>
                           <w:pPr>
                             <w:spacing w:after="0" w:before="0" w:line="240"/>
-                            <w:ind w:left="419" w:right="419" w:firstLine="0"/>
+                            <w:ind w:left="0" w:right="0" w:firstLine="0"/>
                             <w:jc w:val="left"/>
                             <w:textDirection w:val="btLr"/>
                           </w:pPr>
@@ -2199,7 +2198,7 @@
                               <w:sz w:val="28"/>
                               <w:vertAlign w:val="baseline"/>
                             </w:rPr>
-                            <w:t xml:space="preserve">Pon el título aquí</w:t>
+                            <w:t xml:space="preserve">Add your title here</w:t>
                           </w:r>
                         </w:p>
                       </w:txbxContent>
@@ -2218,10 +2217,10 @@
             <wp:anchor allowOverlap="1" behindDoc="1" distB="114300" distT="114300" distL="114300" distR="114300" hidden="0" layoutInCell="1" locked="0" relativeHeight="0" simplePos="0">
               <wp:simplePos x="0" y="0"/>
               <wp:positionH relativeFrom="column">
-                <wp:posOffset>1085215</wp:posOffset>
+                <wp:posOffset>1639566</wp:posOffset>
               </wp:positionH>
               <wp:positionV relativeFrom="paragraph">
-                <wp:posOffset>4237350</wp:posOffset>
+                <wp:posOffset>3965887</wp:posOffset>
               </wp:positionV>
               <wp:extent cx="5238750" cy="914400"/>
               <wp:effectExtent b="0" l="0" r="0" t="0"/>
@@ -2386,7 +2385,7 @@
       <w:rPr>
         <w:rFonts w:ascii="Verdana" w:cs="Verdana" w:eastAsia="Verdana" w:hAnsi="Verdana"/>
         <w:color w:val="061b2b"/>
-        <w:lang w:val="es"/>
+        <w:lang w:val="en-US"/>
       </w:rPr>
     </w:rPrDefault>
     <w:pPrDefault>
